--- a/Dissertation Research/Chapter1-FordismSection.docx
+++ b/Dissertation Research/Chapter1-FordismSection.docx
@@ -27,7 +27,7 @@
           <w:sz w:val="24"/>
           <w:szCs w:val="24"/>
         </w:rPr>
-        <w:t>Fordism (1703)</w:t>
+        <w:t>The Contradictions of Fordism (1703)</w:t>
       </w:r>
     </w:p>
     <w:p>
@@ -78,7 +78,22 @@
           <w:sz w:val="24"/>
           <w:szCs w:val="24"/>
         </w:rPr>
-        <w:t>It would be controversial to identify ‘Fordism’ as such solely with the practices of the Ford Motor Company and its competitors in the auto industry. Certainly there is a relationship between Ford and Fordism, but they are not identical. And if we take the ‘world of production’ to mean all production practices across the globe, then characterizing it as ‘Fordist’ is certainly untenable - although it may be dominated by Fordism in a certain sense. For the time being, let us set aside the question of the ‘world of production’ and try to clarify just what is meant by the word ‘Fordism’.</w:t>
+        <w:t>In the popular imagination, Fordism comprises two moments of personal genius: Henry Ford’s implementation of the automated assembly line and his institution of a family wage with the Five Dollar Day. Faced with the mutually exacerbating problems of rising demand and increasing employee turnover, Ford took the innovative approach of intensifying and de-skilling labor while at the same time increasing its pay.</w:t>
+      </w:r>
+      <w:r>
+        <w:rPr>
+          <w:rStyle w:val="FootnoteReference"/>
+          <w:sz w:val="24"/>
+          <w:szCs w:val="24"/>
+        </w:rPr>
+        <w:footnoteReference w:id="2"/>
+      </w:r>
+      <w:r>
+        <w:rPr>
+          <w:sz w:val="24"/>
+          <w:szCs w:val="24"/>
+        </w:rPr>
+        <w:t xml:space="preserve"> These principles were combined in Ford's notorious River Rouge factory, a single complex that took raw materials as inputs turned them into cars. In the meantime, the laborers who worked in this factory were middle class workers who could afford to purchase the commodities they were producing. At one and the same time the efficient production methods transformed automobiles from a luxury good to a near-necessity, and transformed the workers from struggling laborers into participants in the bounty of production. The company's win-win solution to the antagonism of labor and capital transformed American life, and facilitated the dominance of US industry on the world stage. The combination of innovative shop floor management with a reconfiguration of family life ushered in the modern middle class and an era of mass consumerism. In this view, Fordism solved once and for all the antagonism between labor and capital.</w:t>
       </w:r>
     </w:p>
     <w:p>
@@ -99,22 +114,54 @@
           <w:sz w:val="24"/>
           <w:szCs w:val="24"/>
         </w:rPr>
-        <w:t>In the popular imagination, Fordism comprises two moments of personal genius: Henry Ford’s implementation of the automated assembly line and his institution of a family wage with the Five Dollar Day. Faced with the mutually exacerbating problems of rising demand and increasing employee turnover, Ford took the innovative approach of intensifying and de-skilling labor while at the same time increasing its pay.</w:t>
+        <w:t xml:space="preserve">This popular conception is problematic on several counts. Ford’s production practices were enormously successful, but the core idea of an powered assembly line was borrowed from Chicago slaughterhouses and </w:t>
+      </w:r>
+      <w:r>
+        <w:rPr>
+          <w:sz w:val="24"/>
+          <w:szCs w:val="24"/>
+          <w:shd w:fill="auto" w:val="clear"/>
+        </w:rPr>
+        <w:t>had first been employed in the automotive industry by a competitor of Ford. In 1911 management at  EMF company "installed a mechanized assembly line to boost chassis output to 100 per day."</w:t>
       </w:r>
       <w:r>
         <w:rPr>
           <w:rStyle w:val="FootnoteReference"/>
           <w:sz w:val="24"/>
           <w:szCs w:val="24"/>
-        </w:rPr>
-        <w:footnoteReference w:id="2"/>
-      </w:r>
-      <w:r>
-        <w:rPr>
-          <w:sz w:val="24"/>
-          <w:szCs w:val="24"/>
-        </w:rPr>
-        <w:t xml:space="preserve"> These principles were combined in Ford's notorious River Rouge factory, a single complex that took raw materials as inputs turned them into cars. In the meantime, the laborers who worked in this factory were middle class workers who could afford to purchase the commodities they were producing. At one and the same time the efficient production methods transformed automobiles from a luxury good to a near-necessity, and transformed the workers from struggling laborers into participants in the bounty of production. The company's win-win solution to the antagonism of labor and capital transformed American life, and facilitated the dominance of US industry on the world stage. The combination of innovative shop floor management with a reconfiguration of family life ushered in the modern middle class and an era of mass consumerism. In this view, Fordism solved once and for all the antagonism between labor and capital.</w:t>
+          <w:shd w:fill="auto" w:val="clear"/>
+        </w:rPr>
+        <w:footnoteReference w:id="3"/>
+      </w:r>
+      <w:r>
+        <w:rPr>
+          <w:sz w:val="24"/>
+          <w:szCs w:val="24"/>
+          <w:shd w:fill="auto" w:val="clear"/>
+        </w:rPr>
+        <w:t xml:space="preserve"> Ford would not install his line (also for chassis production) for another two years, in 1913. Even after Ford's unprecedented success with rationalizing production, his methods would often be taken and improved upon by competitors - most notably General Motors. Ford's real innovation was the extreme to which he took the rationalization of production, and its combination with an aggressive social policy. His famous </w:t>
+      </w:r>
+      <w:r>
+        <w:rPr>
+          <w:sz w:val="24"/>
+          <w:szCs w:val="24"/>
+        </w:rPr>
+        <w:t>Five Dollar Day was not a universal wage increase, but a profit share given only to employees whose private lives were approved by agents of the Ford Sociological Association. In addition to investigations into the stability of the workers' families, "the company wanted to know whether or not the workman owned or was purchasing property or a home, whether or not he had a savings account in a bank, and whether or not he was in debt."</w:t>
+      </w:r>
+      <w:r>
+        <w:rPr>
+          <w:rStyle w:val="FootnoteReference"/>
+          <w:sz w:val="24"/>
+          <w:szCs w:val="24"/>
+        </w:rPr>
+        <w:footnoteReference w:id="4"/>
+      </w:r>
+      <w:r>
+        <w:rPr>
+          <w:sz w:val="24"/>
+          <w:szCs w:val="24"/>
+        </w:rPr>
+        <w:t xml:space="preserve"> In other words, in order to qualify for a family wage, Ford's workers had to demonstrate that they were sufficiently rooted in the community surrounding the factory. When combined with wages that exceeded those offered by competitors, this meant that Ford's prized workers were less able to seek out employment elsewhere. The question was not one of boosting the freedom of workers by increasing their pay, but of limiting them, of compelling them to stay in their jobs.</w:t>
       </w:r>
     </w:p>
     <w:p>
@@ -135,54 +182,71 @@
           <w:sz w:val="24"/>
           <w:szCs w:val="24"/>
         </w:rPr>
-        <w:t xml:space="preserve">This popular conception is problematic on several counts. Ford’s production practices were enormously successful, but the core idea of an powered assembly line was borrowed from Chicago slaughterhouses and </w:t>
-      </w:r>
-      <w:r>
-        <w:rPr>
-          <w:sz w:val="24"/>
-          <w:szCs w:val="24"/>
-          <w:shd w:fill="auto" w:val="clear"/>
-        </w:rPr>
-        <w:t>had first been employed in the automotive industry by a competitor of Ford. In 1911 management at  EMF company "installed a mechanized assembly line to boost chassis output to 100 per day."</w:t>
+        <w:t xml:space="preserve">As we can see, Fordism is a deeply ambiguous concept, full of contradictions. This is part of why it has been studied and written about so extensively - almost any conceivable position on the relationship between labor and capital can find support in the empirical cases of Fordism. But the explanatory power of Fordism as a category in the history of capitalism is exaggerated. Scholarly attempts to resolve the contradictions of Fordism have usually involved a sort of analytical surgery, either removing the social-reproductive aspect and focusing on Henry Ford's specific management practices, or excising Ford almost entirely and treating 'Fordism' as synechdoche for larger structural changes in the global accumulation of capital in the mid twentieth century. Each of these approaches is untenable. The first reduces Fordism to a loose collection of stolen ideas that were implemented with a ruthless intensity, but which explain </w:t>
+      </w:r>
+      <w:r>
+        <w:rPr>
+          <w:sz w:val="24"/>
+          <w:szCs w:val="24"/>
+        </w:rPr>
+        <w:t>very little</w:t>
+      </w:r>
+      <w:r>
+        <w:rPr>
+          <w:sz w:val="24"/>
+          <w:szCs w:val="24"/>
+        </w:rPr>
+        <w:t xml:space="preserve"> about the history of capital. The second attempts to establish an ideal type of capitalist society that bears little resemblence to any actually existing world. It inevitably devolves into a list of </w:t>
+      </w:r>
+      <w:r>
+        <w:rPr>
+          <w:sz w:val="24"/>
+          <w:szCs w:val="24"/>
+        </w:rPr>
+        <w:t xml:space="preserve">precursors, </w:t>
+      </w:r>
+      <w:r>
+        <w:rPr>
+          <w:sz w:val="24"/>
+          <w:szCs w:val="24"/>
+        </w:rPr>
+        <w:t>exceptions</w:t>
+      </w:r>
+      <w:r>
+        <w:rPr>
+          <w:sz w:val="24"/>
+          <w:szCs w:val="24"/>
+        </w:rPr>
+        <w:t>, and modifications</w:t>
+      </w:r>
+      <w:r>
+        <w:rPr>
+          <w:sz w:val="24"/>
+          <w:szCs w:val="24"/>
+        </w:rPr>
+        <w:t xml:space="preserve"> that overwhelm the type itself: </w:t>
+      </w:r>
+      <w:r>
+        <w:rPr>
+          <w:sz w:val="24"/>
+          <w:szCs w:val="24"/>
+        </w:rPr>
+        <w:t>Taylorism, Sloanism, Toyotism, Keynesianism, Post-Fordism, Neo-Fordism, etc. Sociologist Simon Clarke criticizes this tendency, saying "to explain these variants as failed versions of one ideal-type implies that the latter is in some way more real or more fundamental than the former."</w:t>
       </w:r>
       <w:r>
         <w:rPr>
           <w:rStyle w:val="FootnoteReference"/>
           <w:sz w:val="24"/>
           <w:szCs w:val="24"/>
-          <w:shd w:fill="auto" w:val="clear"/>
-        </w:rPr>
-        <w:footnoteReference w:id="3"/>
-      </w:r>
-      <w:r>
-        <w:rPr>
-          <w:sz w:val="24"/>
-          <w:szCs w:val="24"/>
-          <w:shd w:fill="auto" w:val="clear"/>
-        </w:rPr>
-        <w:t xml:space="preserve"> Ford would not install his line (also for chassis production) for another two years, in 1913. Even after Ford's unprecedented success with rationalizing production, his methods would often be taken and improved upon by competitors - most notably General Motors. Ford's real innovation was the extreme to which he took the rationalization of production, and its combination with an aggressive social policy. His famous </w:t>
-      </w:r>
-      <w:r>
-        <w:rPr>
-          <w:sz w:val="24"/>
-          <w:szCs w:val="24"/>
-        </w:rPr>
-        <w:t>Five Dollar Day was not a universal wage increase, but a profit share given only to employees whose private lives were approved by agents of the Ford Sociological Association. In addition to investigations into the stability of the workers' families, "the company wanted to know whether or not the workman owned or was purchasing property or a home, whether or not he had a savings account in a bank, and whether or not he was in debt."</w:t>
-      </w:r>
-      <w:r>
-        <w:rPr>
-          <w:rStyle w:val="FootnoteReference"/>
-          <w:sz w:val="24"/>
-          <w:szCs w:val="24"/>
-        </w:rPr>
-        <w:footnoteReference w:id="4"/>
-      </w:r>
-      <w:r>
-        <w:rPr>
-          <w:sz w:val="24"/>
-          <w:szCs w:val="24"/>
-        </w:rPr>
-        <w:t xml:space="preserve"> In other words, in order to qualify for a family wage, Ford's workers had to demonstrate that they were sufficiently rooted in the community surrounding the factory. When combined with wages that exceeded those offered by competitors, this meant that Ford's prized workers were less able to seek out employment elsewhere. The question was not one of boosting the freedom of workers by increasing their pay, but of limiting them, of compelling them to stay in their jobs.</w:t>
+        </w:rPr>
+        <w:footnoteReference w:id="5"/>
+      </w:r>
+      <w:r>
+        <w:rPr>
+          <w:sz w:val="24"/>
+          <w:szCs w:val="24"/>
+        </w:rPr>
+        <w:t xml:space="preserve"> Indeed, it is hard to see why Fordism would stand out in this list as the dominant element.</w:t>
       </w:r>
     </w:p>
     <w:p>
@@ -203,7 +267,28 @@
           <w:sz w:val="24"/>
           <w:szCs w:val="24"/>
         </w:rPr>
-        <w:t xml:space="preserve">In light of these complications, we need a more rigorous theorization of Fordism that goes beyond the myth. Michel Aglietta provides us with this in his classic structuralist account of Fordism as a generalized set of production principles, historicized within the long cycles of historical capitalism. For Aglietta, although Fordist practices may have originated as specific policies within the auto industry, Fordism represents a societal-level shift in the relations of production and the reproduction of capital. In </w:t>
+        <w:t xml:space="preserve">The irresolvability of these contradictions are made clear in the work of the regulation school, a group of French scholars who devoted considerable time to defining and delimiting the concept of Fordism. Their scholarship was rigorous, but deeply flawed. Within this group, </w:t>
+      </w:r>
+      <w:r>
+        <w:rPr>
+          <w:sz w:val="24"/>
+          <w:szCs w:val="24"/>
+        </w:rPr>
+        <w:t>Michel Aglietta</w:t>
+      </w:r>
+      <w:r>
+        <w:rPr>
+          <w:sz w:val="24"/>
+          <w:szCs w:val="24"/>
+        </w:rPr>
+        <w:t xml:space="preserve"> provides the</w:t>
+      </w:r>
+      <w:r>
+        <w:rPr>
+          <w:sz w:val="24"/>
+          <w:szCs w:val="24"/>
+        </w:rPr>
+        <w:t xml:space="preserve"> classic structuralist account of Fordism as a generalized set of production principles, historicized within the long cycles of historical capitalism. For Aglietta, although Fordist practices may have originated as specific policies within the auto industry, Fordism represents a societal-level shift in the relations of production and the reproduction of capital. In </w:t>
       </w:r>
       <w:r>
         <w:rPr>
@@ -227,7 +312,7 @@
           <w:szCs w:val="24"/>
           <w:vertAlign w:val="superscript"/>
         </w:rPr>
-        <w:footnoteReference w:id="5"/>
+        <w:footnoteReference w:id="6"/>
       </w:r>
       <w:r>
         <w:rPr>
@@ -258,7 +343,7 @@
           <w:szCs w:val="24"/>
           <w:vertAlign w:val="superscript"/>
         </w:rPr>
-        <w:footnoteReference w:id="6"/>
+        <w:footnoteReference w:id="7"/>
       </w:r>
       <w:r>
         <w:rPr>
@@ -289,14 +374,14 @@
           <w:sz w:val="24"/>
           <w:szCs w:val="24"/>
         </w:rPr>
-        <w:footnoteReference w:id="7"/>
-      </w:r>
-      <w:r>
-        <w:rPr>
-          <w:sz w:val="24"/>
-          <w:szCs w:val="24"/>
-        </w:rPr>
-        <w:t xml:space="preserve"> and so he attempts to situate the Fordism as a specific moment within the turbulent history of capitalist production.</w:t>
+        <w:footnoteReference w:id="8"/>
+      </w:r>
+      <w:r>
+        <w:rPr>
+          <w:sz w:val="24"/>
+          <w:szCs w:val="24"/>
+        </w:rPr>
+        <w:t xml:space="preserve"> and so he attempts to situate Fordism as a specific moment within the turbulent history of capitalist production.</w:t>
       </w:r>
     </w:p>
     <w:p>
@@ -326,7 +411,7 @@
           <w:szCs w:val="24"/>
           <w:vertAlign w:val="superscript"/>
         </w:rPr>
-        <w:footnoteReference w:id="8"/>
+        <w:footnoteReference w:id="9"/>
       </w:r>
       <w:r>
         <w:rPr>
@@ -341,7 +426,7 @@
           <w:sz w:val="24"/>
           <w:szCs w:val="24"/>
         </w:rPr>
-        <w:footnoteReference w:id="9"/>
+        <w:footnoteReference w:id="10"/>
       </w:r>
       <w:r>
         <w:rPr>
@@ -399,21 +484,14 @@
           <w:szCs w:val="24"/>
           <w:vertAlign w:val="superscript"/>
         </w:rPr>
-        <w:footnoteReference w:id="10"/>
-      </w:r>
-      <w:r>
-        <w:rPr>
-          <w:sz w:val="24"/>
-          <w:szCs w:val="24"/>
-        </w:rPr>
-        <w:t xml:space="preserve"> In other words, Fordism is characterized by an unprecedented expansion of capitalist interest and control over the lives of its waged workers beyond the shop floor. In order to stave off another crisis of overproduction and underconsumption, the daily lives of workers would have to be rebuilt on the foundation of commodity consumption. Aglietta terms this reorganization of social life a ‘mode of consumption’ which is oriented towards the renewal of the energy expended in labor processes and the maintenance of a continual supply of labor power.</w:t>
-      </w:r>
-      <w:r>
-        <w:rPr>
-          <w:sz w:val="24"/>
-          <w:szCs w:val="24"/>
-        </w:rPr>
-        <w:t xml:space="preserve"> </w:t>
+        <w:footnoteReference w:id="11"/>
+      </w:r>
+      <w:r>
+        <w:rPr>
+          <w:sz w:val="24"/>
+          <w:szCs w:val="24"/>
+        </w:rPr>
+        <w:t xml:space="preserve"> In other words, Fordism is characterized by an unprecedented expansion of capitalist interest and control over the lives of its waged workers beyond the shop floor. In order to stave off another crisis of overproduction and underconsumption, the daily lives of workers would have to be rebuilt on the foundation of commodity consumption. Aglietta terms this reorganization of social life a ‘mode of consumption’ which is oriented towards the renewal of the energy expended in labor processes and the maintenance of a continual supply of labor power. </w:t>
       </w:r>
     </w:p>
     <w:p>
@@ -443,7 +521,7 @@
           <w:szCs w:val="24"/>
           <w:vertAlign w:val="superscript"/>
         </w:rPr>
-        <w:footnoteReference w:id="11"/>
+        <w:footnoteReference w:id="12"/>
       </w:r>
       <w:r>
         <w:rPr>
@@ -459,7 +537,7 @@
           <w:szCs w:val="24"/>
           <w:vertAlign w:val="superscript"/>
         </w:rPr>
-        <w:footnoteReference w:id="12"/>
+        <w:footnoteReference w:id="13"/>
       </w:r>
       <w:r>
         <w:rPr>
@@ -474,7 +552,7 @@
           <w:sz w:val="24"/>
           <w:szCs w:val="24"/>
         </w:rPr>
-        <w:footnoteReference w:id="13"/>
+        <w:footnoteReference w:id="14"/>
       </w:r>
     </w:p>
     <w:p>
@@ -504,7 +582,7 @@
           <w:szCs w:val="24"/>
           <w:vertAlign w:val="superscript"/>
         </w:rPr>
-        <w:footnoteReference w:id="14"/>
+        <w:footnoteReference w:id="15"/>
       </w:r>
       <w:r>
         <w:rPr>
@@ -520,7 +598,7 @@
           <w:szCs w:val="24"/>
           <w:vertAlign w:val="superscript"/>
         </w:rPr>
-        <w:footnoteReference w:id="15"/>
+        <w:footnoteReference w:id="16"/>
       </w:r>
       <w:r>
         <w:rPr>
@@ -535,7 +613,7 @@
           <w:sz w:val="24"/>
           <w:szCs w:val="24"/>
         </w:rPr>
-        <w:footnoteReference w:id="16"/>
+        <w:footnoteReference w:id="17"/>
       </w:r>
       <w:r>
         <w:rPr>
@@ -550,7 +628,7 @@
           <w:sz w:val="24"/>
           <w:szCs w:val="24"/>
         </w:rPr>
-        <w:footnoteReference w:id="17"/>
+        <w:footnoteReference w:id="18"/>
       </w:r>
       <w:r>
         <w:rPr>
@@ -578,21 +656,7 @@
           <w:sz w:val="24"/>
           <w:szCs w:val="24"/>
         </w:rPr>
-        <w:t>This process of rationalization extended far beyond the shop floor. Along with the revolution in production, Fordism reconfigured the social and private lives of the workforce. Aglietta notes that “for the first time in history, Fordism created a norm of working-class consumption in which the general ownership of commodities governed the concrete practices of consumption.” Two commodities stand out as governing this norm: the automobile as a means of private transportation, and standardized housing.</w:t>
-      </w:r>
-      <w:r>
-        <w:rPr>
-          <w:sz w:val="24"/>
-          <w:szCs w:val="24"/>
-        </w:rPr>
-        <w:t xml:space="preserve"> </w:t>
-      </w:r>
-      <w:r>
-        <w:rPr>
-          <w:sz w:val="24"/>
-          <w:szCs w:val="24"/>
-        </w:rPr>
-        <w:t>The adoption of these two major commodities transformed other patterns of household production. Households began to substitute the purchase of ready-made products like canned food and clothing for space-intensive home production, such as butchering and tailoring. Further, the nineteenth century pattern of roaming peddlers bringing such necessities as pots, pans or medicines, directly to the tenement buildings where workers lived, was replaced by workers taking their now-indispensible cars on trips to the grocer and hardware store.</w:t>
+        <w:t>This process of rationalization extended far beyond the shop floor. Along with the revolution in production, Fordism reconfigured the social and private lives of the workforce. Aglietta notes that “for the first time in history, Fordism created a norm of working-class consumption in which the general ownership of commodities governed the concrete practices of consumption.” Two commodities stand out as governing this norm: the automobile as a means of private transportation, and standardized housing. The adoption of these two major commodities transformed other patterns of household production. Households began to substitute the purchase of ready-made products like canned food and clothing for space-intensive home production, such as butchering and tailoring. Further, the nineteenth century pattern of roaming peddlers bringing such necessities as pots, pans or medicines, directly to the tenement buildings where workers lived, was replaced by workers taking their now-indispensible cars on trips to the grocer and hardware store.</w:t>
       </w:r>
       <w:r>
         <w:rPr>
@@ -600,21 +664,14 @@
           <w:sz w:val="24"/>
           <w:szCs w:val="24"/>
         </w:rPr>
-        <w:footnoteReference w:id="18"/>
-      </w:r>
-      <w:r>
-        <w:rPr>
-          <w:sz w:val="24"/>
-          <w:szCs w:val="24"/>
-        </w:rPr>
-        <w:t xml:space="preserve"> </w:t>
-      </w:r>
-      <w:r>
-        <w:rPr>
-          <w:sz w:val="24"/>
-          <w:szCs w:val="24"/>
-        </w:rPr>
-        <w:t>All of these commodities transformed the urban spaces in which the working classes were renewed, and their relatively high cost “presupposed a vast socialization of finance, and correlatively a very strict control over workers’ resources and expenditures.”</w:t>
+        <w:footnoteReference w:id="19"/>
+      </w:r>
+      <w:r>
+        <w:rPr>
+          <w:sz w:val="24"/>
+          <w:szCs w:val="24"/>
+        </w:rPr>
+        <w:t xml:space="preserve"> All of these commodities transformed the urban spaces in which the working classes were renewed, and their relatively high cost “presupposed a vast socialization of finance, and correlatively a very strict control over workers’ resources and expenditures.”</w:t>
       </w:r>
       <w:r>
         <w:rPr>
@@ -623,7 +680,7 @@
           <w:szCs w:val="24"/>
           <w:vertAlign w:val="superscript"/>
         </w:rPr>
-        <w:footnoteReference w:id="19"/>
+        <w:footnoteReference w:id="20"/>
       </w:r>
       <w:r>
         <w:rPr>
@@ -639,7 +696,7 @@
           <w:szCs w:val="24"/>
           <w:vertAlign w:val="superscript"/>
         </w:rPr>
-        <w:footnoteReference w:id="20"/>
+        <w:footnoteReference w:id="21"/>
       </w:r>
     </w:p>
     <w:p>
@@ -655,13 +712,68 @@
           <w:szCs w:val="24"/>
         </w:rPr>
       </w:pPr>
-      <w:commentRangeStart w:id="0"/>
-      <w:r>
-        <w:rPr>
-          <w:sz w:val="24"/>
-          <w:szCs w:val="24"/>
-        </w:rPr>
-        <w:t>Aglietta’s account of Fordism as an historical articulation of means of production and consumption responding to the global needs of capital accumulation is a compelling one, but it is not without its critics. In 1988, Simon Clarke published a critique of Aglietta and the Regulationist school, whose approach he deems overly structuralist. Clarke claims that for the Regulationists, “in the relation between structure and struggle, it is the class struggle which takes the subordinate role, its significance constrained by the structural imperatives of the regime of accumulation.”</w:t>
+      <w:r>
+        <w:rPr>
+          <w:sz w:val="24"/>
+          <w:szCs w:val="24"/>
+        </w:rPr>
+        <w:t xml:space="preserve">Aglietta’s account of Fordism as an historical articulation of means of production and consumption responding to the global needs of capital accumulation is a compelling one, but it </w:t>
+      </w:r>
+      <w:r>
+        <w:rPr>
+          <w:sz w:val="24"/>
+          <w:szCs w:val="24"/>
+        </w:rPr>
+        <w:t>fails on two counts, both related to his idealist conception of Fordism.</w:t>
+      </w:r>
+      <w:r>
+        <w:rPr>
+          <w:sz w:val="24"/>
+          <w:szCs w:val="24"/>
+        </w:rPr>
+        <w:t xml:space="preserve"> </w:t>
+      </w:r>
+      <w:r>
+        <w:rPr>
+          <w:sz w:val="24"/>
+          <w:szCs w:val="24"/>
+        </w:rPr>
+        <w:t>First, Aglietta considers</w:t>
+      </w:r>
+      <w:r>
+        <w:rPr>
+          <w:sz w:val="24"/>
+          <w:szCs w:val="24"/>
+        </w:rPr>
+        <w:t xml:space="preserve"> the intensive regime of accumulation </w:t>
+      </w:r>
+      <w:r>
+        <w:rPr>
+          <w:sz w:val="24"/>
+          <w:szCs w:val="24"/>
+        </w:rPr>
+        <w:t>to be</w:t>
+      </w:r>
+      <w:r>
+        <w:rPr>
+          <w:sz w:val="24"/>
+          <w:szCs w:val="24"/>
+        </w:rPr>
+        <w:t xml:space="preserve"> an ideal type of capitalist society embodied by Fordist America, and against which other societies can be measured, rather than </w:t>
+      </w:r>
+      <w:r>
+        <w:rPr>
+          <w:sz w:val="24"/>
+          <w:szCs w:val="24"/>
+        </w:rPr>
+        <w:t xml:space="preserve">the outcome of a struggle </w:t>
+      </w:r>
+      <w:r>
+        <w:rPr>
+          <w:sz w:val="24"/>
+          <w:szCs w:val="24"/>
+        </w:rPr>
+        <w:t>between the concrete interests of specific classes and actors. Simon Clarke criticizes Aglietta, deeming his perspective structural-functionalist. Clarke claims that for the Regulationists, “in the relation between structure and struggle, it is the class struggle which takes the subordinate role, its significance constrained by the structural imperatives of the regime of accumulation.”</w:t>
       </w:r>
       <w:r>
         <w:rPr>
@@ -670,24 +782,21 @@
           <w:szCs w:val="24"/>
           <w:vertAlign w:val="superscript"/>
         </w:rPr>
-        <w:footnoteReference w:id="21"/>
-      </w:r>
-      <w:r>
-        <w:rPr>
-          <w:sz w:val="24"/>
-          <w:szCs w:val="24"/>
-        </w:rPr>
-        <w:t xml:space="preserve"> On the question of working-class struggle this charge is perhaps more applicable to Aglietta’s followers than to his own work, which deals at length with working class organization. But class struggle is not one-sided, and Aglietta fails to adequately theorize the role of the state in constituting regimes of capitalist regulation.</w:t>
-      </w:r>
-      <w:commentRangeEnd w:id="0"/>
-      <w:r>
-        <w:commentReference w:id="0"/>
-      </w:r>
-      <w:r>
-        <w:rPr>
-          <w:sz w:val="24"/>
-          <w:szCs w:val="24"/>
-        </w:rPr>
+        <w:footnoteReference w:id="22"/>
+      </w:r>
+      <w:r>
+        <w:rPr>
+          <w:sz w:val="24"/>
+          <w:szCs w:val="24"/>
+        </w:rPr>
+        <w:t xml:space="preserve"> On the question of working-class struggle this charge is perhaps more applicable to Aglietta’s followers than to his own work, which deals at length with working class organization. But </w:t>
+      </w:r>
+      <w:r>
+        <w:rPr>
+          <w:sz w:val="24"/>
+          <w:szCs w:val="24"/>
+        </w:rPr>
+        <w:t>the working classes are not merely a structural features of a capitalist society. Workers are agents with the power to impose their demands on capital, and their organizations are not subordinate to the structure of capital accumulation, but constitutive of it.</w:t>
       </w:r>
     </w:p>
     <w:p>
@@ -708,83 +817,88 @@
           <w:sz w:val="24"/>
           <w:szCs w:val="24"/>
         </w:rPr>
-        <w:t>This calls into question the framework of extensive vs intensive regimes of accumulation, or at least Aglietta’s expression of it. Clarke claims that “the post-war boom was not initiated by Fordist modes of regulation … but by austerity, by sharp industrial and political class struggles, and by direct state intervention to establish both a high rate of profit and the proportionality of the various branches of production at the national and international levels.”</w:t>
+        <w:t xml:space="preserve">This calls into question the regulationist framework of extensive vs intensive regimes of accumulation. Clarke criticizes the concept of a regime of accumulation, which </w:t>
+      </w:r>
+      <w:r>
+        <w:rPr>
+          <w:sz w:val="24"/>
+          <w:szCs w:val="24"/>
+        </w:rPr>
+        <w:t xml:space="preserve">first </w:t>
+      </w:r>
+      <w:r>
+        <w:rPr>
+          <w:sz w:val="24"/>
+          <w:szCs w:val="24"/>
+        </w:rPr>
+        <w:t xml:space="preserve">assumes a structural equilibrium and </w:t>
+      </w:r>
+      <w:r>
+        <w:rPr>
+          <w:sz w:val="24"/>
+          <w:szCs w:val="24"/>
+        </w:rPr>
+        <w:t xml:space="preserve">then </w:t>
+      </w:r>
+      <w:r>
+        <w:rPr>
+          <w:sz w:val="24"/>
+          <w:szCs w:val="24"/>
+        </w:rPr>
+        <w:t>attempts to explain it with recourse to a relatively stable configuration of institutional forms. For Clarke, the dynamic between production and consumption associated with Fordism are "best seen not as aspects of the regulation of a regime of accumulation, but as related aspects of the institutionalisation of a particular balance of class forces in the immediate post-war period."</w:t>
       </w:r>
       <w:r>
         <w:rPr>
           <w:rStyle w:val="FootnoteReference"/>
           <w:sz w:val="24"/>
           <w:szCs w:val="24"/>
+        </w:rPr>
+        <w:footnoteReference w:id="23"/>
+      </w:r>
+      <w:r>
+        <w:rPr>
+          <w:sz w:val="24"/>
+          <w:szCs w:val="24"/>
+        </w:rPr>
+        <w:t xml:space="preserve"> In other words, the dynamic pioneered by Ford in the 1910s and 1920s was established primarily through the concrete social and political struggles. The economic policy of Keynesianism was dictated by “the balance of class forces, institutionalised in the systems of industrial relations, electoral politics and the welfare state.”</w:t>
+      </w:r>
+      <w:r>
+        <w:rPr>
+          <w:rStyle w:val="FootnoteReference"/>
+          <w:sz w:val="24"/>
+          <w:szCs w:val="24"/>
           <w:vertAlign w:val="superscript"/>
         </w:rPr>
-        <w:footnoteReference w:id="22"/>
-      </w:r>
-      <w:r>
-        <w:rPr>
-          <w:sz w:val="24"/>
-          <w:szCs w:val="24"/>
-        </w:rPr>
-        <w:t xml:space="preserve"> The economic policy of Keynesianism was not an immanent development of the structure of capitalist regulation, but was dictated by “the balance of class forces, institutionalised in the systems of industrial relations, electoral politics and the welfare state.”</w:t>
+        <w:footnoteReference w:id="24"/>
+      </w:r>
+      <w:r>
+        <w:rPr>
+          <w:sz w:val="24"/>
+          <w:szCs w:val="24"/>
+        </w:rPr>
+        <w:t xml:space="preserve"> In short, the regulation approach “overestimates the stability and duration of ‘Fordist’ modes of regulation” and “the extent to which Fordism can be considered a systematic ‘regime of accumulation’</w:t>
+      </w:r>
+      <w:r>
+        <w:rPr>
+          <w:sz w:val="24"/>
+          <w:szCs w:val="24"/>
+        </w:rPr>
+        <w:t>.</w:t>
+      </w:r>
+      <w:r>
+        <w:rPr>
+          <w:sz w:val="24"/>
+          <w:szCs w:val="24"/>
+        </w:rPr>
+        <w:t>”</w:t>
       </w:r>
       <w:r>
         <w:rPr>
           <w:rStyle w:val="FootnoteReference"/>
           <w:sz w:val="24"/>
           <w:szCs w:val="24"/>
-          <w:vertAlign w:val="superscript"/>
-        </w:rPr>
-        <w:footnoteReference w:id="23"/>
-      </w:r>
-      <w:r>
-        <w:rPr>
-          <w:sz w:val="24"/>
-          <w:szCs w:val="24"/>
-        </w:rPr>
-        <w:t xml:space="preserve"> In short, the regulation approach </w:t>
-      </w:r>
-      <w:commentRangeStart w:id="1"/>
-      <w:commentRangeStart w:id="2"/>
-      <w:r>
-        <w:rPr>
-          <w:sz w:val="24"/>
-          <w:szCs w:val="24"/>
-        </w:rPr>
-        <w:t>“overestimates the stability and duration of ‘Fordist’ modes of regulation” and “the extent to which Fordism can be considered a systematic ‘regime of accumulation’”</w:t>
-      </w:r>
-      <w:r>
-        <w:rPr>
-          <w:rStyle w:val="FootnoteReference"/>
-          <w:sz w:val="24"/>
-          <w:szCs w:val="24"/>
-          <w:vertAlign w:val="superscript"/>
-        </w:rPr>
-        <w:footnoteReference w:id="24"/>
-      </w:r>
-      <w:r>
-        <w:rPr>
-          <w:sz w:val="24"/>
-          <w:szCs w:val="24"/>
-          <w:vertAlign w:val="superscript"/>
-        </w:rPr>
-      </w:r>
-      <w:commentRangeEnd w:id="2"/>
-      <w:r>
-        <w:commentReference w:id="2"/>
-      </w:r>
-      <w:r>
-        <w:rPr>
-          <w:sz w:val="24"/>
-          <w:szCs w:val="24"/>
-          <w:vertAlign w:val="superscript"/>
-        </w:rPr>
-      </w:r>
-      <w:commentRangeEnd w:id="1"/>
-      <w:r>
-        <w:commentReference w:id="1"/>
-      </w:r>
-      <w:r>
-        <w:rPr/>
-        <w:commentReference w:id="3"/>
+        </w:rPr>
+        <w:footnoteReference w:id="25"/>
       </w:r>
     </w:p>
     <w:p>
@@ -805,7 +919,21 @@
           <w:sz w:val="24"/>
           <w:szCs w:val="24"/>
         </w:rPr>
-        <w:t xml:space="preserve">A related failing of Aglietta’s work emerges from his (non)treatment of imperialism. In the introduction to </w:t>
+        <w:t>Th</w:t>
+      </w:r>
+      <w:r>
+        <w:rPr>
+          <w:sz w:val="24"/>
+          <w:szCs w:val="24"/>
+        </w:rPr>
+        <w:t xml:space="preserve">e second shortcoming of Aglietta's work is </w:t>
+      </w:r>
+      <w:r>
+        <w:rPr>
+          <w:sz w:val="24"/>
+          <w:szCs w:val="24"/>
+        </w:rPr>
+        <w:t xml:space="preserve">his (non)treatment of imperialism, and his abstraction of US capitalism from the system of global capitalism. In the introduction to </w:t>
       </w:r>
       <w:r>
         <w:rPr>
@@ -820,7 +948,7 @@
           <w:sz w:val="24"/>
           <w:szCs w:val="24"/>
         </w:rPr>
-        <w:t>, he defines imperialism as a system “through which one state manages to influence a series of other states to adopt a set of rules that are favourable to the stability of a vast space of multilateral commodity relations guaranteeing the circulation of capital.”</w:t>
+        <w:t>, Aglietta defines imperialism as a system “through which one state manages to influence a series of other states to adopt a set of rules that are favourable to the stability of a vast space of multilateral commodity relations guaranteeing the circulation of capital.”</w:t>
       </w:r>
       <w:r>
         <w:rPr>
@@ -829,7 +957,7 @@
           <w:szCs w:val="24"/>
           <w:vertAlign w:val="superscript"/>
         </w:rPr>
-        <w:footnoteReference w:id="25"/>
+        <w:footnoteReference w:id="26"/>
       </w:r>
       <w:r>
         <w:rPr>
@@ -845,14 +973,14 @@
           <w:szCs w:val="24"/>
           <w:vertAlign w:val="superscript"/>
         </w:rPr>
-        <w:footnoteReference w:id="26"/>
-      </w:r>
-      <w:r>
-        <w:rPr>
-          <w:sz w:val="24"/>
-          <w:szCs w:val="24"/>
-        </w:rPr>
-        <w:t xml:space="preserve"> But he is unable to escape the weakness of his conception of capitalist hegemony - it undermines his entire project. In his attempt to isolate America from the global south, he misapprehends the extent to which American industry was dependent on an unequal global division of labor. The unequal exchange across state lines undergirds and forms part of capitalist regulation. The definition of imperialism as management inflicted by one state on several with the goal of broadening the circulation of capital prevents Aglietta from appreciating the global scope of capitalist regulation and reproduction.</w:t>
+        <w:footnoteReference w:id="27"/>
+      </w:r>
+      <w:r>
+        <w:rPr>
+          <w:sz w:val="24"/>
+          <w:szCs w:val="24"/>
+        </w:rPr>
+        <w:t xml:space="preserve"> But he is unable to escape the weakness of his conception of capitalist hegemony - it undermines his entire project. In his attempt to analytically isolate America from the Global South, he misapprehends the extent to which American industry both exacerbated and was dependent on an unequal global division of labor. The intensification of exploitation across state lines undergirds  capitalist accumulation in Global North states. The insufficient definition of imperialism as management inflicted by one state on several with the goal of broadening the circulation of capital prevents Aglietta from appreciating the global scope of capitalist regulation and reproduction. </w:t>
       </w:r>
     </w:p>
     <w:p>
@@ -872,65 +1000,102 @@
         <w:rPr>
           <w:sz w:val="24"/>
           <w:szCs w:val="24"/>
-          <w:shd w:fill="auto" w:val="clear"/>
-        </w:rPr>
-        <w:t xml:space="preserve">A more appropriate approach to the relationship between imperialism and Fordism is to trace the specific ways in which the automotive industry created new relations of production and consumption in peripheral countries, and how these relations contributed to the accumulation of capital in the core countries. The </w:t>
-      </w:r>
-      <w:r>
-        <w:rPr>
-          <w:sz w:val="24"/>
-          <w:szCs w:val="24"/>
-          <w:shd w:fill="auto" w:val="clear"/>
-        </w:rPr>
-        <w:t xml:space="preserve">easiest framework for such an analysis is the commodity chain - the network of extraction and production processes that transform raw materials into finished goods. </w:t>
-      </w:r>
-      <w:r>
-        <w:rPr>
-          <w:sz w:val="24"/>
-          <w:szCs w:val="24"/>
-          <w:shd w:fill="auto" w:val="clear"/>
-        </w:rPr>
-        <w:t xml:space="preserve">As an </w:t>
-      </w:r>
-      <w:r>
-        <w:rPr>
-          <w:sz w:val="24"/>
-          <w:szCs w:val="24"/>
-          <w:shd w:fill="auto" w:val="clear"/>
-        </w:rPr>
-        <w:t xml:space="preserve">raw </w:t>
-      </w:r>
-      <w:r>
-        <w:rPr>
-          <w:sz w:val="24"/>
-          <w:szCs w:val="24"/>
-          <w:shd w:fill="auto" w:val="clear"/>
-        </w:rPr>
-        <w:t xml:space="preserve">essential material unavailable in the US and Europe, </w:t>
-      </w:r>
-      <w:r>
-        <w:rPr>
-          <w:sz w:val="24"/>
-          <w:szCs w:val="24"/>
-          <w:shd w:fill="auto" w:val="clear"/>
-        </w:rPr>
-        <w:t>rubber and its conditions of production expose the fundamental</w:t>
-      </w:r>
-      <w:r>
-        <w:rPr>
-          <w:sz w:val="24"/>
-          <w:szCs w:val="24"/>
-          <w:shd w:fill="auto" w:val="clear"/>
-        </w:rPr>
-        <w:t xml:space="preserve"> global nature of the production of automobiles. </w:t>
-      </w:r>
-      <w:r>
-        <w:rPr>
-          <w:sz w:val="24"/>
-          <w:szCs w:val="24"/>
-          <w:shd w:fill="auto" w:val="clear"/>
-        </w:rPr>
-        <w:t xml:space="preserve">Cars could not be produced if rubber was not available - and their production would not be profitable if it was too expensive. In the drive to procure sufficient quantities of cheap rubber, European and American capital pulled the rubber producing regions in the Amazon, Africa and Southeast Asia into their sphere of influence, but on deeply unequal terms. </w:t>
+        </w:rPr>
+        <w:t>In "Towards Global Fordism?" Alain Lipietz, another scholar from the regulation school, attempts to more adequately theorize the connection between the Fordist core and the periphery, but his analysis shows the same weaknesses as Aglietta's. Writing in 1982, he notes that</w:t>
+      </w:r>
+    </w:p>
+    <w:p>
+      <w:pPr>
+        <w:pStyle w:val="Normal"/>
+        <w:bidi w:val="0"/>
+        <w:spacing w:lineRule="auto" w:line="240" w:before="0" w:after="200"/>
+        <w:ind w:hanging="0" w:start="720" w:end="0"/>
+        <w:jc w:val="start"/>
+        <w:rPr>
+          <w:rFonts w:ascii="Liberation Serif" w:hAnsi="Liberation Serif"/>
+        </w:rPr>
+      </w:pPr>
+      <w:r>
+        <w:rPr>
+          <w:sz w:val="24"/>
+          <w:szCs w:val="24"/>
+        </w:rPr>
+        <w:t>in three ‘glorious’ post-war decades, a crucial change was introduced by the system of capitalist accumulation that various French economists, following Gramsci, have baptized ‘Fordism.’ A ‘centre’, displaying a cohesive internal logic at the level of blocs (North America, the EEC) if not individual countries, came to stand against a ‘periphery’ which, whatever the internal dynamic of its component parts, was ever more disconnected from this ‘autocentred’ logic.</w:t>
+      </w:r>
+      <w:r>
+        <w:rPr>
+          <w:rStyle w:val="FootnoteReference"/>
+          <w:sz w:val="24"/>
+          <w:szCs w:val="24"/>
+          <w:vertAlign w:val="superscript"/>
+        </w:rPr>
+        <w:footnoteReference w:id="28"/>
+      </w:r>
+    </w:p>
+    <w:p>
+      <w:pPr>
+        <w:pStyle w:val="Normal"/>
+        <w:bidi w:val="0"/>
+        <w:spacing w:lineRule="auto" w:line="480" w:before="0" w:after="0"/>
+        <w:jc w:val="start"/>
+        <w:rPr>
+          <w:rFonts w:ascii="Liberation Serif" w:hAnsi="Liberation Serif"/>
+        </w:rPr>
+      </w:pPr>
+      <w:r>
+        <w:rPr>
+          <w:sz w:val="24"/>
+          <w:szCs w:val="24"/>
+        </w:rPr>
+        <w:t xml:space="preserve">However Lipietz immediately questions whether we can even “speak of a world-wide extension of Fordism,” noting that during the late 1960s and early 1970s, the economic periphery experienced uninterrupted growth while the economic core went into a production crisis. Indeed, the industrialization of the periphery was not a slow march following in the footsteps of the core, but was its own specific development, conditioned by and conditioning the dynamics of accumulation in the United States and Europe. By the time 'Fordism' reached the third world, it </w:t>
+      </w:r>
+      <w:r>
+        <w:rPr>
+          <w:sz w:val="24"/>
+          <w:szCs w:val="24"/>
+        </w:rPr>
+        <w:t>had devolved into another one of its non-ideal, mutated forms. Lipietz describes a Global South Fordism stripped of its impetus to consumption as "sub-Fordism" and "'Bloody' Taylorization."</w:t>
+      </w:r>
+      <w:r>
+        <w:rPr>
+          <w:rStyle w:val="FootnoteReference"/>
+          <w:sz w:val="24"/>
+          <w:szCs w:val="24"/>
+        </w:rPr>
+        <w:footnoteReference w:id="29"/>
+      </w:r>
+      <w:r>
+        <w:rPr>
+          <w:sz w:val="24"/>
+          <w:szCs w:val="24"/>
+        </w:rPr>
+        <w:t xml:space="preserve"> </w:t>
+      </w:r>
+    </w:p>
+    <w:p>
+      <w:pPr>
+        <w:pStyle w:val="Normal"/>
+        <w:bidi w:val="0"/>
+        <w:spacing w:lineRule="auto" w:line="480" w:before="0" w:after="0"/>
+        <w:jc w:val="start"/>
+        <w:rPr>
+          <w:rFonts w:ascii="Liberation Serif" w:hAnsi="Liberation Serif"/>
+        </w:rPr>
+      </w:pPr>
+      <w:r>
+        <w:rPr>
+          <w:sz w:val="24"/>
+          <w:szCs w:val="24"/>
+        </w:rPr>
+        <w:tab/>
+        <w:t xml:space="preserve">Although Lipietz's work is rigorous and empirically rich, </w:t>
+      </w:r>
+      <w:r>
+        <w:rPr>
+          <w:sz w:val="24"/>
+          <w:szCs w:val="24"/>
+        </w:rPr>
+        <w:t>it is undergirded by a flawed methodology. He first maintains Aglietta's idealist assumption that the Fordism of the US can be analytically extracted from its own contemporary global context. He then looks at the structures of accumulation in the Global South decades later and compares them to this ideal type. The implicit question is not 'how did the structure of accumulation in the South develop?' but 'why did Fordism fail to be exported as-is?' It completely sidesteps the question of how production in the South is contributed to the development of Fordism in the core.</w:t>
       </w:r>
     </w:p>
     <w:p>
@@ -952,16 +1117,15 @@
           <w:szCs w:val="24"/>
           <w:shd w:fill="auto" w:val="clear"/>
         </w:rPr>
-        <w:t>Several factors contributed to the underdevelopment of the rubber regions: the demands of Northern industry for cheap rubber, Colonial governments with no interest in the development of stable and autonomous economies in the Global South, and unscrupulous local actors happy to exploit their countrymen for a marginal share in the profits of capital. Each of these factors interacted with the same variables that were so important to Henry Ford: the possibilities of rationalizing processes of production and the substitution of commodity consumption for subsistence labor. These two variables were manipulated in different ways than in the US Midwest, but just as in the North, they were unified as part of a "logic that operates on the totality of time and space occupied or traversed by its individuals in daily life."</w:t>
-      </w:r>
-      <w:r>
-        <w:rPr>
-          <w:rStyle w:val="FootnoteReference"/>
+        <w:t xml:space="preserve">A more appropriate approach to the global scope of Fordism is to trace the specific ways in which the automotive industry created new relations of production and consumption in peripheral countries, and how these relations contributed to the accumulation of capital in the core countries. </w:t>
+      </w:r>
+      <w:r>
+        <w:rPr>
           <w:sz w:val="24"/>
           <w:szCs w:val="24"/>
           <w:shd w:fill="auto" w:val="clear"/>
         </w:rPr>
-        <w:footnoteReference w:id="27"/>
+        <w:t>A useful</w:t>
       </w:r>
       <w:r>
         <w:rPr>
@@ -969,7 +1133,39 @@
           <w:szCs w:val="24"/>
           <w:shd w:fill="auto" w:val="clear"/>
         </w:rPr>
-        <w:t xml:space="preserve"> To sideline the exploitation of rubber workers, and the exclusion of Global South industry from the profits of the automotive industry is to misrecognize Fordism as a category of the capitalist world-system. </w:t>
+        <w:t xml:space="preserve"> framework for such an analysis is the commodity chain - the</w:t>
+      </w:r>
+      <w:r>
+        <w:rPr>
+          <w:sz w:val="24"/>
+          <w:szCs w:val="24"/>
+          <w:shd w:fill="auto" w:val="clear"/>
+        </w:rPr>
+        <w:t xml:space="preserve"> global</w:t>
+      </w:r>
+      <w:r>
+        <w:rPr>
+          <w:sz w:val="24"/>
+          <w:szCs w:val="24"/>
+          <w:shd w:fill="auto" w:val="clear"/>
+        </w:rPr>
+        <w:t xml:space="preserve"> network of extraction and production processes that transform raw materials into finished goods. As an raw essential material unavailable in the US and Europe, rubber and its conditions of production expose the fundamental</w:t>
+      </w:r>
+      <w:r>
+        <w:rPr>
+          <w:sz w:val="24"/>
+          <w:szCs w:val="24"/>
+          <w:shd w:fill="auto" w:val="clear"/>
+        </w:rPr>
+        <w:t>ly</w:t>
+      </w:r>
+      <w:r>
+        <w:rPr>
+          <w:sz w:val="24"/>
+          <w:szCs w:val="24"/>
+          <w:shd w:fill="auto" w:val="clear"/>
+        </w:rPr>
+        <w:t xml:space="preserve"> global nature of the production of automobiles. Cars could not be produced if rubber was not available - and their production would not be profitable if it was too expensive. In the drive to procure sufficient quantities of cheap rubber, European and American capital pulled the rubber producing regions in the Amazon, Africa and Southeast Asia into their sphere of influence, but on deeply unequal terms. </w:t>
       </w:r>
     </w:p>
     <w:p>
@@ -989,22 +1185,89 @@
         <w:rPr>
           <w:sz w:val="24"/>
           <w:szCs w:val="24"/>
-        </w:rPr>
-        <w:t xml:space="preserve">If we have called into question Fordism as a systematic regime of accumulation, and its validity as a mode of regulation divorced from both state action and the global contours of capital, we might reasonably ask what use the concept of Fordism provides, and what value we can gain from Aglietta’s treatment of it. Two of Aglietta’s core interventions - Fordism as a specific qualitative change in the articulation of production and consumption, and the increased stratification of the wage-earning class - are crucial and worth preserving, but we must investigate the extent to which the articulation in American industry was generalized beyond US borders. Specifically, we must examine the effect of a reconfiguration of US production on capitalist regulation in other parts of the globe. In the following sections, we will look </w:t>
-      </w:r>
-      <w:r>
-        <w:rPr>
-          <w:sz w:val="24"/>
-          <w:szCs w:val="24"/>
-        </w:rPr>
-        <w:t xml:space="preserve">more closely </w:t>
-      </w:r>
-      <w:r>
-        <w:rPr>
-          <w:sz w:val="24"/>
-          <w:szCs w:val="24"/>
-        </w:rPr>
-        <w:t>at Fordism both in its origins in the Michigan automobile industry, and its application beyond US borders.</w:t>
+          <w:shd w:fill="auto" w:val="clear"/>
+        </w:rPr>
+        <w:t>Several factors contributed to the underdevelopment of the rubber regions: the demands of Northern industry for cheap rubber, Colonial governments with no interest in the development of stable and autonomous economies in the Global South, and unscrupulous local actors happy to exploit their countrymen for a marginal share in the profits of capital. Each of these factors interacted with the same variables that were so important to Henry Ford: the possibilities of rationalizing processes of production and the substitution of commodity consumption for subsistence labor. These two variables were manipulated in different ways than in the US Midwest, but just as in the North, they were unified as part of a "logic that operates on the totality of time and space occupied or traversed by its individuals in daily life."</w:t>
+      </w:r>
+      <w:r>
+        <w:rPr>
+          <w:rStyle w:val="FootnoteReference"/>
+          <w:sz w:val="24"/>
+          <w:szCs w:val="24"/>
+          <w:shd w:fill="auto" w:val="clear"/>
+        </w:rPr>
+        <w:footnoteReference w:id="30"/>
+      </w:r>
+      <w:r>
+        <w:rPr>
+          <w:sz w:val="24"/>
+          <w:szCs w:val="24"/>
+          <w:shd w:fill="auto" w:val="clear"/>
+        </w:rPr>
+        <w:t xml:space="preserve"> To sideline the exploitation of rubber workers, and the exclusion of Global South industry from the profits of the automotive industry is to misrecognize Fordism as a category of the capitalist world-system. </w:t>
+      </w:r>
+    </w:p>
+    <w:p>
+      <w:pPr>
+        <w:pStyle w:val="Normal"/>
+        <w:bidi w:val="0"/>
+        <w:spacing w:lineRule="auto" w:line="480" w:before="0" w:after="0"/>
+        <w:ind w:firstLine="720" w:start="0" w:end="0"/>
+        <w:jc w:val="start"/>
+        <w:rPr>
+          <w:rFonts w:ascii="Liberation Serif" w:hAnsi="Liberation Serif"/>
+          <w:sz w:val="24"/>
+          <w:szCs w:val="24"/>
+        </w:rPr>
+      </w:pPr>
+      <w:r>
+        <w:rPr>
+          <w:sz w:val="24"/>
+          <w:szCs w:val="24"/>
+        </w:rPr>
+        <w:t xml:space="preserve">If we have called into question Fordism as a systematic regime of accumulation, and its validity as a mode of regulation divorced from both state action and the global contours of capital, we might reasonably ask what use the concept of Fordism provides, and what value we can gain from </w:t>
+      </w:r>
+      <w:r>
+        <w:rPr>
+          <w:sz w:val="24"/>
+          <w:szCs w:val="24"/>
+        </w:rPr>
+        <w:t>the regulation school's</w:t>
+      </w:r>
+      <w:r>
+        <w:rPr>
+          <w:sz w:val="24"/>
+          <w:szCs w:val="24"/>
+        </w:rPr>
+        <w:t xml:space="preserve"> treatment of it. Two of Aglietta’s core interventions - Fordism as a specific qualitative change in the articulation of production and consumption, and the increased stratification of the wage-earning class - are crucial</w:t>
+      </w:r>
+      <w:r>
+        <w:rPr>
+          <w:sz w:val="24"/>
+          <w:szCs w:val="24"/>
+        </w:rPr>
+        <w:t>, but they must be reformulated as questions. We are interested in asking what concrete struggles led to the particular relationship between production and consumption in the early automotive industry, as well as interrogating the limits of this relationship. Further,</w:t>
+      </w:r>
+      <w:r>
+        <w:rPr>
+          <w:sz w:val="24"/>
+          <w:szCs w:val="24"/>
+        </w:rPr>
+        <w:t xml:space="preserve"> we cannot define Fordism so narrowly as to exclude the conditions of production in the Global South. The production of rubber in the Amazon, Africa and Southeast Asia were not external to the automotive industry, but internal to it. With this in mind, we will investigate the articulation between production and consumption in the rubber industry, and the stratification of the rubber workers. We will especially pay attention to the development of commodity consumption and attempts at the rationalization of rubber gathering. In the following sections, we will look more closely at these phenomena both in the early Michigan automo</w:t>
+      </w:r>
+      <w:r>
+        <w:rPr>
+          <w:sz w:val="24"/>
+          <w:szCs w:val="24"/>
+        </w:rPr>
+        <w:t>t</w:t>
+      </w:r>
+      <w:r>
+        <w:rPr>
+          <w:sz w:val="24"/>
+          <w:szCs w:val="24"/>
+        </w:rPr>
+        <w:t>ive industry, and in the rubber industry abroad.</w:t>
       </w:r>
     </w:p>
     <w:sectPr>
@@ -1024,129 +1287,6 @@
     </w:sectPr>
   </w:body>
 </w:document>
-</file>
-
-<file path=word/comments.xml><?xml version="1.0" encoding="utf-8"?>
-<w:comments xmlns:o="urn:schemas-microsoft-com:office:office" xmlns:r="http://schemas.openxmlformats.org/officeDocument/2006/relationships" xmlns:v="urn:schemas-microsoft-com:vml" xmlns:w="http://schemas.openxmlformats.org/wordprocessingml/2006/main" xmlns:w10="urn:schemas-microsoft-com:office:word" xmlns:wp="http://schemas.openxmlformats.org/drawingml/2006/wordprocessingDrawing" xmlns:wps="http://schemas.microsoft.com/office/word/2010/wordprocessingShape" xmlns:wpg="http://schemas.microsoft.com/office/word/2010/wordprocessingGroup" xmlns:mc="http://schemas.openxmlformats.org/markup-compatibility/2006" xmlns:wp14="http://schemas.microsoft.com/office/word/2010/wordprocessingDrawing" xmlns:w14="http://schemas.microsoft.com/office/word/2010/wordml" xmlns:w15="http://schemas.microsoft.com/office/word/2012/wordml" mc:Ignorable="w14 wp14 w15">
-  <w:comment w:id="0" w:author="Unknown Author" w:date="2026-05-11T14:41:10Z" w:initials="">
-    <w:p>
-      <w:pPr>
-        <w:overflowPunct w:val="true"/>
-        <w:bidi w:val="0"/>
-        <w:rPr/>
-      </w:pPr>
-      <w:r>
-        <w:rPr>
-          <w:rFonts w:eastAsia="DejaVu Sans" w:cs="Noto Sans Arabic"/>
-          <w:kern w:val="0"/>
-          <w:lang w:val="en-US" w:eastAsia="en-US" w:bidi="en-US"/>
-        </w:rPr>
-        <w:t>I need to do something with Clarke’s critique here</w:t>
-      </w:r>
-    </w:p>
-  </w:comment>
-  <w:comment w:id="2" w:author="Kenyon Cavender" w:date="2023-10-16T16:54:54Z" w:initials="">
-    <w:p>
-      <w:pPr>
-        <w:overflowPunct w:val="false"/>
-        <w:bidi w:val="0"/>
-        <w:spacing w:lineRule="auto" w:line="240"/>
-        <w:rPr/>
-      </w:pPr>
-      <w:r>
-        <w:rPr>
-          <w:rFonts w:ascii="Arial" w:hAnsi="Arial" w:eastAsia="Arial" w:cs="Arial"/>
-          <w:b w:val="false"/>
-          <w:i w:val="false"/>
-          <w:caps w:val="false"/>
-          <w:smallCaps w:val="false"/>
-          <w:strike w:val="false"/>
-          <w:dstrike w:val="false"/>
-          <w:color w:val="000000"/>
-          <w:kern w:val="0"/>
-          <w:position w:val="0"/>
-          <w:sz w:val="22"/>
-          <w:sz w:val="22"/>
-          <w:szCs w:val="22"/>
-          <w:u w:val="none"/>
-          <w:vertAlign w:val="baseline"/>
-          <w:lang w:val="en-US" w:eastAsia="en-US" w:bidi="en-US"/>
-        </w:rPr>
-        <w:t>I think I need to clarify what exactly Aglietta means by 'regime of accumulation': a structural relationship between production and consumption.</w:t>
-      </w:r>
-    </w:p>
-  </w:comment>
-  <w:comment w:id="1" w:author="Kenyon Cavender" w:date="2024-01-26T18:29:12Z" w:initials="">
-    <w:p>
-      <w:pPr>
-        <w:overflowPunct w:val="false"/>
-        <w:bidi w:val="0"/>
-        <w:spacing w:lineRule="auto" w:line="240"/>
-        <w:rPr/>
-      </w:pPr>
-      <w:r>
-        <w:rPr>
-          <w:rFonts w:ascii="Arial" w:hAnsi="Arial" w:eastAsia="Arial" w:cs="Arial"/>
-          <w:b w:val="false"/>
-          <w:i w:val="false"/>
-          <w:caps w:val="false"/>
-          <w:smallCaps w:val="false"/>
-          <w:strike w:val="false"/>
-          <w:dstrike w:val="false"/>
-          <w:color w:val="000000"/>
-          <w:kern w:val="0"/>
-          <w:position w:val="0"/>
-          <w:sz w:val="22"/>
-          <w:sz w:val="22"/>
-          <w:szCs w:val="22"/>
-          <w:u w:val="none"/>
-          <w:vertAlign w:val="baseline"/>
-          <w:lang w:val="en-US" w:eastAsia="en-US" w:bidi="en-US"/>
-        </w:rPr>
-        <w:t>particular and temporarily stable configurations of the productive relations</w:t>
-      </w:r>
-    </w:p>
-  </w:comment>
-  <w:comment w:id="3" w:author="Unknown Author" w:date="2025-06-15T21:37:03Z" w:initials="">
-    <w:p>
-      <w:pPr>
-        <w:overflowPunct w:val="false"/>
-        <w:bidi w:val="0"/>
-        <w:spacing w:lineRule="auto" w:line="240"/>
-        <w:rPr/>
-      </w:pPr>
-      <w:r>
-        <w:rPr>
-          <w:rFonts w:ascii="Liberation Serif" w:hAnsi="Liberation Serif" w:eastAsia="DejaVu Sans" w:cs="Noto Sans Arabic"/>
-          <w:i/>
-          <w:kern w:val="0"/>
-          <w:sz w:val="16"/>
-          <w:szCs w:val="24"/>
-          <w:lang w:val="en-US" w:eastAsia="en-US" w:bidi="en-US"/>
-        </w:rPr>
-        <w:t>Reply to Kenyon Cavender (01/26/2024, 18:29): "..."</w:t>
-      </w:r>
-    </w:p>
-    <w:p>
-      <w:pPr>
-        <w:overflowPunct w:val="false"/>
-        <w:bidi w:val="0"/>
-        <w:spacing w:lineRule="auto" w:line="240"/>
-        <w:rPr/>
-      </w:pPr>
-      <w:r>
-        <w:rPr>
-          <w:rFonts w:ascii="Liberation Serif" w:hAnsi="Liberation Serif" w:eastAsia="DejaVu Sans" w:cs="Noto Sans Arabic"/>
-          <w:kern w:val="0"/>
-          <w:sz w:val="24"/>
-          <w:szCs w:val="24"/>
-          <w:lang w:val="en-US" w:eastAsia="en-US" w:bidi="en-US"/>
-        </w:rPr>
-        <w:t>I sort of just leave this here and don’t pick it up late in the paper</w:t>
-      </w:r>
-    </w:p>
-  </w:comment>
-</w:comments>
 </file>
 
 <file path=word/footer1.xml><?xml version="1.0" encoding="utf-8"?>
@@ -1187,7 +1327,7 @@
     </w:r>
     <w:r>
       <w:rPr/>
-      <w:t>10</w:t>
+      <w:t>12</w:t>
     </w:r>
     <w:r>
       <w:rPr/>
@@ -1222,7 +1362,7 @@
     </w:r>
     <w:r>
       <w:rPr/>
-      <w:t>10</w:t>
+      <w:t>12</w:t>
     </w:r>
     <w:r>
       <w:rPr/>
@@ -1372,11 +1512,7 @@
     <w:p>
       <w:pPr>
         <w:pStyle w:val="FootnoteText"/>
-        <w:bidi w:val="0"/>
-        <w:jc w:val="start"/>
-        <w:rPr>
-          <w:rFonts w:ascii="Liberation Serif" w:hAnsi="Liberation Serif"/>
-        </w:rPr>
+        <w:rPr/>
       </w:pPr>
       <w:r>
         <w:rPr>
@@ -1385,6 +1521,35 @@
         <w:footnoteRef/>
       </w:r>
       <w:r>
+        <w:rPr/>
+        <w:tab/>
+        <w:t xml:space="preserve"> </w:t>
+      </w:r>
+      <w:r>
+        <w:rPr>
+          <w:shd w:fill="FFFF00" w:val="clear"/>
+        </w:rPr>
+        <w:t>Clarke, Simon. 1990. “What in the F—’s name is Fordism.” Paper presented at British Sociological Association Conference, University of Surrey</w:t>
+      </w:r>
+    </w:p>
+  </w:footnote>
+  <w:footnote w:id="6">
+    <w:p>
+      <w:pPr>
+        <w:pStyle w:val="FootnoteText"/>
+        <w:bidi w:val="0"/>
+        <w:jc w:val="start"/>
+        <w:rPr>
+          <w:rFonts w:ascii="Liberation Serif" w:hAnsi="Liberation Serif"/>
+        </w:rPr>
+      </w:pPr>
+      <w:r>
+        <w:rPr>
+          <w:rStyle w:val="FootnoteCharacters"/>
+        </w:rPr>
+        <w:footnoteRef/>
+      </w:r>
+      <w:r>
         <w:rPr>
           <w:rFonts w:eastAsia="Times New Roman" w:cs="Times New Roman"/>
           <w:sz w:val="20"/>
@@ -1412,7 +1577,7 @@
       </w:r>
     </w:p>
   </w:footnote>
-  <w:footnote w:id="6">
+  <w:footnote w:id="7">
     <w:p>
       <w:pPr>
         <w:pStyle w:val="FootnoteText"/>
@@ -1456,7 +1621,7 @@
       </w:r>
     </w:p>
   </w:footnote>
-  <w:footnote w:id="7">
+  <w:footnote w:id="8">
     <w:p>
       <w:pPr>
         <w:pStyle w:val="FootnoteText"/>
@@ -1500,7 +1665,7 @@
       </w:r>
     </w:p>
   </w:footnote>
-  <w:footnote w:id="8">
+  <w:footnote w:id="9">
     <w:p>
       <w:pPr>
         <w:pStyle w:val="FootnoteText"/>
@@ -1544,7 +1709,7 @@
       </w:r>
     </w:p>
   </w:footnote>
-  <w:footnote w:id="9">
+  <w:footnote w:id="10">
     <w:p>
       <w:pPr>
         <w:pStyle w:val="FootnoteText"/>
@@ -1588,7 +1753,7 @@
       </w:r>
     </w:p>
   </w:footnote>
-  <w:footnote w:id="10">
+  <w:footnote w:id="11">
     <w:p>
       <w:pPr>
         <w:pStyle w:val="FootnoteText"/>
@@ -1632,7 +1797,7 @@
       </w:r>
     </w:p>
   </w:footnote>
-  <w:footnote w:id="11">
+  <w:footnote w:id="12">
     <w:p>
       <w:pPr>
         <w:pStyle w:val="FootnoteText"/>
@@ -1676,7 +1841,7 @@
       </w:r>
     </w:p>
   </w:footnote>
-  <w:footnote w:id="12">
+  <w:footnote w:id="13">
     <w:p>
       <w:pPr>
         <w:pStyle w:val="FootnoteText"/>
@@ -1720,7 +1885,7 @@
       </w:r>
     </w:p>
   </w:footnote>
-  <w:footnote w:id="13">
+  <w:footnote w:id="14">
     <w:p>
       <w:pPr>
         <w:pStyle w:val="FootnoteText"/>
@@ -1759,7 +1924,7 @@
       </w:r>
     </w:p>
   </w:footnote>
-  <w:footnote w:id="14">
+  <w:footnote w:id="15">
     <w:p>
       <w:pPr>
         <w:pStyle w:val="FootnoteText"/>
@@ -1803,7 +1968,7 @@
       </w:r>
     </w:p>
   </w:footnote>
-  <w:footnote w:id="15">
+  <w:footnote w:id="16">
     <w:p>
       <w:pPr>
         <w:pStyle w:val="FootnoteText"/>
@@ -1847,7 +2012,7 @@
       </w:r>
     </w:p>
   </w:footnote>
-  <w:footnote w:id="16">
+  <w:footnote w:id="17">
     <w:p>
       <w:pPr>
         <w:pStyle w:val="FootnoteText"/>
@@ -1880,7 +2045,7 @@
       </w:r>
     </w:p>
   </w:footnote>
-  <w:footnote w:id="17">
+  <w:footnote w:id="18">
     <w:p>
       <w:pPr>
         <w:pStyle w:val="FootnoteText"/>
@@ -1913,7 +2078,7 @@
       </w:r>
     </w:p>
   </w:footnote>
-  <w:footnote w:id="18">
+  <w:footnote w:id="19">
     <w:p>
       <w:pPr>
         <w:pStyle w:val="FootnoteText"/>
@@ -1942,15 +2107,11 @@
       </w:r>
       <w:r>
         <w:rPr/>
-        <w:t xml:space="preserve"> (Basic Books, 1983).</w:t>
-      </w:r>
-      <w:r>
-        <w:rPr/>
-        <w:t xml:space="preserve"> 71-85</w:t>
-      </w:r>
-    </w:p>
-  </w:footnote>
-  <w:footnote w:id="19">
+        <w:t xml:space="preserve"> (Basic Books, 1983). 71-85</w:t>
+      </w:r>
+    </w:p>
+  </w:footnote>
+  <w:footnote w:id="20">
     <w:p>
       <w:pPr>
         <w:pStyle w:val="FootnoteText"/>
@@ -1994,7 +2155,7 @@
       </w:r>
     </w:p>
   </w:footnote>
-  <w:footnote w:id="20">
+  <w:footnote w:id="21">
     <w:p>
       <w:pPr>
         <w:pStyle w:val="FootnoteText"/>
@@ -2038,7 +2199,7 @@
       </w:r>
     </w:p>
   </w:footnote>
-  <w:footnote w:id="21">
+  <w:footnote w:id="22">
     <w:p>
       <w:pPr>
         <w:pStyle w:val="FootnoteText"/>
@@ -2082,7 +2243,28 @@
       </w:r>
     </w:p>
   </w:footnote>
-  <w:footnote w:id="22">
+  <w:footnote w:id="23">
+    <w:p>
+      <w:pPr>
+        <w:pStyle w:val="FootnoteText"/>
+        <w:bidi w:val="0"/>
+        <w:jc w:val="start"/>
+        <w:rPr/>
+      </w:pPr>
+      <w:r>
+        <w:rPr>
+          <w:rStyle w:val="FootnoteCharacters"/>
+        </w:rPr>
+        <w:footnoteRef/>
+      </w:r>
+      <w:r>
+        <w:rPr/>
+        <w:tab/>
+        <w:t>Clarke, “Overaccumulation” 24</w:t>
+      </w:r>
+    </w:p>
+  </w:footnote>
+  <w:footnote w:id="24">
     <w:p>
       <w:pPr>
         <w:pStyle w:val="FootnoteText"/>
@@ -2101,11 +2283,11 @@
       <w:r>
         <w:rPr/>
         <w:tab/>
-        <w:t>Clarke, “Overaccumulation” 14-15</w:t>
-      </w:r>
-    </w:p>
-  </w:footnote>
-  <w:footnote w:id="23">
+        <w:t>Clarke, “Overaccumulation” 18</w:t>
+      </w:r>
+    </w:p>
+  </w:footnote>
+  <w:footnote w:id="25">
     <w:p>
       <w:pPr>
         <w:pStyle w:val="FootnoteText"/>
@@ -2124,19 +2306,19 @@
       <w:r>
         <w:rPr/>
         <w:tab/>
-        <w:t>Clarke, “Overaccumulation” 18</w:t>
-      </w:r>
-    </w:p>
-  </w:footnote>
-  <w:footnote w:id="24">
+        <w:t>Clarke, “Overaccumulation” 16</w:t>
+      </w:r>
+    </w:p>
+  </w:footnote>
+  <w:footnote w:id="26">
     <w:p>
       <w:pPr>
         <w:pStyle w:val="FootnoteText"/>
-        <w:suppressLineNumbers/>
-        <w:bidi w:val="0"/>
-        <w:ind w:hanging="340" w:start="340"/>
-        <w:jc w:val="start"/>
-        <w:rPr/>
+        <w:bidi w:val="0"/>
+        <w:jc w:val="start"/>
+        <w:rPr>
+          <w:rFonts w:ascii="Liberation Serif" w:hAnsi="Liberation Serif"/>
+        </w:rPr>
       </w:pPr>
       <w:r>
         <w:rPr>
@@ -2145,13 +2327,34 @@
         <w:footnoteRef/>
       </w:r>
       <w:r>
-        <w:rPr/>
-        <w:tab/>
-        <w:t>Clarke, “Overaccumulation” 16</w:t>
-      </w:r>
-    </w:p>
-  </w:footnote>
-  <w:footnote w:id="25">
+        <w:rPr>
+          <w:rFonts w:eastAsia="Times New Roman" w:cs="Times New Roman"/>
+          <w:sz w:val="20"/>
+          <w:szCs w:val="20"/>
+        </w:rPr>
+        <w:tab/>
+        <w:t xml:space="preserve">Aglietta, </w:t>
+      </w:r>
+      <w:r>
+        <w:rPr>
+          <w:rFonts w:eastAsia="Times New Roman" w:cs="Times New Roman"/>
+          <w:i/>
+          <w:sz w:val="20"/>
+          <w:szCs w:val="20"/>
+        </w:rPr>
+        <w:t>Capitalist Regulation</w:t>
+      </w:r>
+      <w:r>
+        <w:rPr>
+          <w:rFonts w:eastAsia="Times New Roman" w:cs="Times New Roman"/>
+          <w:sz w:val="20"/>
+          <w:szCs w:val="20"/>
+        </w:rPr>
+        <w:t>, 32</w:t>
+      </w:r>
+    </w:p>
+  </w:footnote>
+  <w:footnote w:id="27">
     <w:p>
       <w:pPr>
         <w:pStyle w:val="FootnoteText"/>
@@ -2183,19 +2386,19 @@
           <w:sz w:val="20"/>
           <w:szCs w:val="20"/>
         </w:rPr>
-        <w:t>Capitalist Regulation</w:t>
-      </w:r>
-      <w:r>
-        <w:rPr>
-          <w:rFonts w:eastAsia="Times New Roman" w:cs="Times New Roman"/>
-          <w:sz w:val="20"/>
-          <w:szCs w:val="20"/>
-        </w:rPr>
-        <w:t>, 32</w:t>
-      </w:r>
-    </w:p>
-  </w:footnote>
-  <w:footnote w:id="26">
+        <w:t>Capitalist Regulation,</w:t>
+      </w:r>
+      <w:r>
+        <w:rPr>
+          <w:rFonts w:eastAsia="Times New Roman" w:cs="Times New Roman"/>
+          <w:sz w:val="20"/>
+          <w:szCs w:val="20"/>
+        </w:rPr>
+        <w:t xml:space="preserve"> 32</w:t>
+      </w:r>
+    </w:p>
+  </w:footnote>
+  <w:footnote w:id="28">
     <w:p>
       <w:pPr>
         <w:pStyle w:val="FootnoteText"/>
@@ -2218,7 +2421,7 @@
           <w:szCs w:val="20"/>
         </w:rPr>
         <w:tab/>
-        <w:t xml:space="preserve">Aglietta, </w:t>
+        <w:t xml:space="preserve">Alain Lipietz. 1982. “Towards Global Fordism?” </w:t>
       </w:r>
       <w:r>
         <w:rPr>
@@ -2227,19 +2430,46 @@
           <w:sz w:val="20"/>
           <w:szCs w:val="20"/>
         </w:rPr>
-        <w:t>Capitalist Regulation,</w:t>
-      </w:r>
-      <w:r>
-        <w:rPr>
-          <w:rFonts w:eastAsia="Times New Roman" w:cs="Times New Roman"/>
-          <w:sz w:val="20"/>
-          <w:szCs w:val="20"/>
-        </w:rPr>
-        <w:t xml:space="preserve"> 32</w:t>
-      </w:r>
-    </w:p>
-  </w:footnote>
-  <w:footnote w:id="27">
+        <w:t>New Left Review</w:t>
+      </w:r>
+      <w:r>
+        <w:rPr>
+          <w:rFonts w:eastAsia="Times New Roman" w:cs="Times New Roman"/>
+          <w:sz w:val="20"/>
+          <w:szCs w:val="20"/>
+        </w:rPr>
+        <w:t xml:space="preserve"> I:132. 33-47.</w:t>
+      </w:r>
+    </w:p>
+  </w:footnote>
+  <w:footnote w:id="29">
+    <w:p>
+      <w:pPr>
+        <w:pStyle w:val="FootnoteText"/>
+        <w:rPr/>
+      </w:pPr>
+      <w:r>
+        <w:rPr>
+          <w:rStyle w:val="FootnoteCharacters"/>
+        </w:rPr>
+        <w:footnoteRef/>
+      </w:r>
+      <w:r>
+        <w:rPr/>
+        <w:tab/>
+        <w:t xml:space="preserve"> </w:t>
+      </w:r>
+      <w:r>
+        <w:rPr/>
+        <w:t>Lipietz, “Towards Global Fordism?”</w:t>
+      </w:r>
+      <w:r>
+        <w:rPr/>
+        <w:t xml:space="preserve"> 41.</w:t>
+      </w:r>
+    </w:p>
+  </w:footnote>
+  <w:footnote w:id="30">
     <w:p>
       <w:pPr>
         <w:pStyle w:val="FootnoteText"/>
@@ -2359,7 +2589,9 @@
   <w:style w:type="character" w:styleId="EndnoteCharacters">
     <w:name w:val="Endnote Characters"/>
     <w:qFormat/>
-    <w:rPr/>
+    <w:rPr>
+      <w:vertAlign w:val="superscript"/>
+    </w:rPr>
   </w:style>
   <w:style w:type="character" w:styleId="EndnoteReference">
     <w:name w:val="Endnote Reference"/>
